--- a/laba5/Андреев_Артамонов_Пыхов_Воронин_ЛР5.docx
+++ b/laba5/Андреев_Артамонов_Пыхов_Воронин_ЛР5.docx
@@ -32,491 +32,6 @@
           <w14:ligatures w14:val="none"/>
         </w:rPr>
       </w:r>
-    </w:p>
-    <w:p>
-      <w:pPr>
-        <w:pStyle w:val="892"/>
-        <w:pBdr/>
-        <w:spacing/>
-        <w:ind/>
-        <w:rPr/>
-      </w:pPr>
-      <w:r>
-        <w:t xml:space="preserve">public class Animal</w:t>
-      </w:r>
-      <w:r/>
-    </w:p>
-    <w:p>
-      <w:pPr>
-        <w:pStyle w:val="892"/>
-        <w:pBdr/>
-        <w:spacing/>
-        <w:ind/>
-        <w:rPr/>
-      </w:pPr>
-      <w:r>
-        <w:t xml:space="preserve">{</w:t>
-      </w:r>
-      <w:r/>
-    </w:p>
-    <w:p>
-      <w:pPr>
-        <w:pStyle w:val="892"/>
-        <w:pBdr/>
-        <w:spacing/>
-        <w:ind/>
-        <w:rPr/>
-      </w:pPr>
-      <w:r>
-        <w:t xml:space="preserve">    public string Name { get; set; }</w:t>
-      </w:r>
-      <w:r/>
-    </w:p>
-    <w:p>
-      <w:pPr>
-        <w:pStyle w:val="892"/>
-        <w:pBdr/>
-        <w:spacing/>
-        <w:ind/>
-        <w:rPr/>
-      </w:pPr>
-      <w:r>
-        <w:t xml:space="preserve">    public double Weight { get; set; }</w:t>
-      </w:r>
-      <w:r/>
-    </w:p>
-    <w:p>
-      <w:pPr>
-        <w:pStyle w:val="892"/>
-        <w:pBdr/>
-        <w:spacing/>
-        <w:ind/>
-        <w:rPr/>
-      </w:pPr>
-      <w:r>
-        <w:t xml:space="preserve">    public int Age { get; set; }</w:t>
-      </w:r>
-      <w:r/>
-    </w:p>
-    <w:p>
-      <w:pPr>
-        <w:pStyle w:val="892"/>
-        <w:pBdr/>
-        <w:spacing/>
-        <w:ind/>
-        <w:rPr/>
-      </w:pPr>
-      <w:r/>
-      <w:r/>
-    </w:p>
-    <w:p>
-      <w:pPr>
-        <w:pStyle w:val="892"/>
-        <w:pBdr/>
-        <w:spacing/>
-        <w:ind/>
-        <w:rPr/>
-      </w:pPr>
-      <w:r>
-        <w:t xml:space="preserve">    public int GetHumanAge()</w:t>
-      </w:r>
-      <w:r/>
-    </w:p>
-    <w:p>
-      <w:pPr>
-        <w:pStyle w:val="892"/>
-        <w:pBdr/>
-        <w:spacing/>
-        <w:ind/>
-        <w:rPr/>
-      </w:pPr>
-      <w:r>
-        <w:t xml:space="preserve">    {</w:t>
-      </w:r>
-      <w:r/>
-    </w:p>
-    <w:p>
-      <w:pPr>
-        <w:pStyle w:val="892"/>
-        <w:pBdr/>
-        <w:spacing/>
-        <w:ind/>
-        <w:rPr/>
-      </w:pPr>
-      <w:r>
-        <w:t xml:space="preserve">        return Age * 7;</w:t>
-      </w:r>
-      <w:r/>
-    </w:p>
-    <w:p>
-      <w:pPr>
-        <w:pStyle w:val="892"/>
-        <w:pBdr/>
-        <w:spacing/>
-        <w:ind/>
-        <w:rPr/>
-      </w:pPr>
-      <w:r>
-        <w:t xml:space="preserve">    }</w:t>
-      </w:r>
-      <w:r/>
-    </w:p>
-    <w:p>
-      <w:pPr>
-        <w:pStyle w:val="892"/>
-        <w:pBdr/>
-        <w:spacing/>
-        <w:ind/>
-        <w:rPr/>
-      </w:pPr>
-      <w:r>
-        <w:t xml:space="preserve">}</w:t>
-      </w:r>
-      <w:r/>
-    </w:p>
-    <w:p>
-      <w:pPr>
-        <w:pStyle w:val="892"/>
-        <w:pBdr/>
-        <w:spacing/>
-        <w:ind/>
-        <w:rPr/>
-      </w:pPr>
-      <w:r/>
-      <w:r/>
-    </w:p>
-    <w:p>
-      <w:pPr>
-        <w:pStyle w:val="892"/>
-        <w:pBdr/>
-        <w:spacing/>
-        <w:ind/>
-        <w:rPr/>
-      </w:pPr>
-      <w:r>
-        <w:t xml:space="preserve">public class Program</w:t>
-      </w:r>
-      <w:r/>
-    </w:p>
-    <w:p>
-      <w:pPr>
-        <w:pStyle w:val="892"/>
-        <w:pBdr/>
-        <w:spacing/>
-        <w:ind/>
-        <w:rPr/>
-      </w:pPr>
-      <w:r>
-        <w:t xml:space="preserve">{</w:t>
-      </w:r>
-      <w:r/>
-    </w:p>
-    <w:p>
-      <w:pPr>
-        <w:pStyle w:val="892"/>
-        <w:pBdr/>
-        <w:spacing/>
-        <w:ind/>
-        <w:rPr/>
-      </w:pPr>
-      <w:r>
-        <w:t xml:space="preserve">    static void Main(string[] args)</w:t>
-      </w:r>
-      <w:r/>
-    </w:p>
-    <w:p>
-      <w:pPr>
-        <w:pStyle w:val="892"/>
-        <w:pBdr/>
-        <w:spacing/>
-        <w:ind/>
-        <w:rPr/>
-      </w:pPr>
-      <w:r>
-        <w:t xml:space="preserve">    {</w:t>
-      </w:r>
-      <w:r/>
-    </w:p>
-    <w:p>
-      <w:pPr>
-        <w:pStyle w:val="892"/>
-        <w:pBdr/>
-        <w:spacing/>
-        <w:ind/>
-        <w:rPr/>
-      </w:pPr>
-      <w:r>
-        <w:t xml:space="preserve">        Console.Write("Enter animal name: ");</w:t>
-      </w:r>
-      <w:r/>
-    </w:p>
-    <w:p>
-      <w:pPr>
-        <w:pStyle w:val="892"/>
-        <w:pBdr/>
-        <w:spacing/>
-        <w:ind/>
-        <w:rPr/>
-      </w:pPr>
-      <w:r>
-        <w:t xml:space="preserve">        string name = Console.ReadLine()!;</w:t>
-      </w:r>
-      <w:r/>
-    </w:p>
-    <w:p>
-      <w:pPr>
-        <w:pStyle w:val="892"/>
-        <w:pBdr/>
-        <w:spacing/>
-        <w:ind/>
-        <w:rPr/>
-      </w:pPr>
-      <w:r/>
-      <w:r/>
-    </w:p>
-    <w:p>
-      <w:pPr>
-        <w:pStyle w:val="892"/>
-        <w:pBdr/>
-        <w:spacing/>
-        <w:ind/>
-        <w:rPr/>
-      </w:pPr>
-      <w:r>
-        <w:t xml:space="preserve">        Console.Write("Enter weight: ");</w:t>
-      </w:r>
-      <w:r/>
-    </w:p>
-    <w:p>
-      <w:pPr>
-        <w:pStyle w:val="892"/>
-        <w:pBdr/>
-        <w:spacing/>
-        <w:ind/>
-        <w:rPr/>
-      </w:pPr>
-      <w:r>
-        <w:t xml:space="preserve">        double weight = Convert.ToDouble(Console.ReadLine());</w:t>
-      </w:r>
-      <w:r/>
-    </w:p>
-    <w:p>
-      <w:pPr>
-        <w:pStyle w:val="892"/>
-        <w:pBdr/>
-        <w:spacing/>
-        <w:ind/>
-        <w:rPr/>
-      </w:pPr>
-      <w:r/>
-      <w:r/>
-    </w:p>
-    <w:p>
-      <w:pPr>
-        <w:pStyle w:val="892"/>
-        <w:pBdr/>
-        <w:spacing/>
-        <w:ind/>
-        <w:rPr/>
-      </w:pPr>
-      <w:r>
-        <w:t xml:space="preserve">        Console.Write("Enter age: ");</w:t>
-      </w:r>
-      <w:r/>
-    </w:p>
-    <w:p>
-      <w:pPr>
-        <w:pStyle w:val="892"/>
-        <w:pBdr/>
-        <w:spacing/>
-        <w:ind/>
-        <w:rPr/>
-      </w:pPr>
-      <w:r>
-        <w:t xml:space="preserve">        int age = Convert.ToInt32(Console.ReadLine());</w:t>
-      </w:r>
-      <w:r/>
-    </w:p>
-    <w:p>
-      <w:pPr>
-        <w:pStyle w:val="892"/>
-        <w:pBdr/>
-        <w:spacing/>
-        <w:ind/>
-        <w:rPr/>
-      </w:pPr>
-      <w:r/>
-      <w:r/>
-    </w:p>
-    <w:p>
-      <w:pPr>
-        <w:pStyle w:val="892"/>
-        <w:pBdr/>
-        <w:spacing/>
-        <w:ind/>
-        <w:rPr/>
-      </w:pPr>
-      <w:r>
-        <w:t xml:space="preserve">        Animal animal = new Animal()</w:t>
-      </w:r>
-      <w:r/>
-    </w:p>
-    <w:p>
-      <w:pPr>
-        <w:pStyle w:val="892"/>
-        <w:pBdr/>
-        <w:spacing/>
-        <w:ind/>
-        <w:rPr/>
-      </w:pPr>
-      <w:r>
-        <w:t xml:space="preserve">        {</w:t>
-      </w:r>
-      <w:r/>
-    </w:p>
-    <w:p>
-      <w:pPr>
-        <w:pStyle w:val="892"/>
-        <w:pBdr/>
-        <w:spacing/>
-        <w:ind/>
-        <w:rPr/>
-      </w:pPr>
-      <w:r>
-        <w:t xml:space="preserve">            Name = name,</w:t>
-      </w:r>
-      <w:r/>
-    </w:p>
-    <w:p>
-      <w:pPr>
-        <w:pStyle w:val="892"/>
-        <w:pBdr/>
-        <w:spacing/>
-        <w:ind/>
-        <w:rPr/>
-      </w:pPr>
-      <w:r>
-        <w:t xml:space="preserve">            Weight = weight,</w:t>
-      </w:r>
-      <w:r/>
-    </w:p>
-    <w:p>
-      <w:pPr>
-        <w:pStyle w:val="892"/>
-        <w:pBdr/>
-        <w:spacing/>
-        <w:ind/>
-        <w:rPr/>
-      </w:pPr>
-      <w:r>
-        <w:t xml:space="preserve">            Age = age</w:t>
-      </w:r>
-      <w:r/>
-    </w:p>
-    <w:p>
-      <w:pPr>
-        <w:pStyle w:val="892"/>
-        <w:pBdr/>
-        <w:spacing/>
-        <w:ind/>
-        <w:rPr/>
-      </w:pPr>
-      <w:r>
-        <w:t xml:space="preserve">        };</w:t>
-      </w:r>
-      <w:r/>
-    </w:p>
-    <w:p>
-      <w:pPr>
-        <w:pStyle w:val="892"/>
-        <w:pBdr/>
-        <w:spacing/>
-        <w:ind/>
-        <w:rPr/>
-      </w:pPr>
-      <w:r/>
-      <w:r/>
-    </w:p>
-    <w:p>
-      <w:pPr>
-        <w:pStyle w:val="892"/>
-        <w:pBdr/>
-        <w:spacing/>
-        <w:ind/>
-        <w:rPr/>
-      </w:pPr>
-      <w:r>
-        <w:t xml:space="preserve">        Console.WriteLine("Animal: {0}", animal.Name);</w:t>
-      </w:r>
-      <w:r/>
-    </w:p>
-    <w:p>
-      <w:pPr>
-        <w:pStyle w:val="892"/>
-        <w:pBdr/>
-        <w:spacing/>
-        <w:ind/>
-        <w:rPr/>
-      </w:pPr>
-      <w:r>
-        <w:t xml:space="preserve">        Console.WriteLine("Weight: {0}", animal.Weight);</w:t>
-      </w:r>
-      <w:r/>
-    </w:p>
-    <w:p>
-      <w:pPr>
-        <w:pStyle w:val="892"/>
-        <w:pBdr/>
-        <w:spacing/>
-        <w:ind/>
-        <w:rPr/>
-      </w:pPr>
-      <w:r>
-        <w:t xml:space="preserve">        Console.WriteLine("Age: {0}", animal.Age);</w:t>
-      </w:r>
-      <w:r/>
-    </w:p>
-    <w:p>
-      <w:pPr>
-        <w:pStyle w:val="892"/>
-        <w:pBdr/>
-        <w:spacing/>
-        <w:ind/>
-        <w:rPr/>
-      </w:pPr>
-      <w:r>
-        <w:t xml:space="preserve">        Console.WriteLine("Human Age: {0}", animal.GetHumanAge());</w:t>
-      </w:r>
-      <w:r/>
-    </w:p>
-    <w:p>
-      <w:pPr>
-        <w:pStyle w:val="892"/>
-        <w:pBdr/>
-        <w:spacing/>
-        <w:ind/>
-        <w:rPr/>
-      </w:pPr>
-      <w:r>
-        <w:t xml:space="preserve">    }</w:t>
-      </w:r>
-      <w:r/>
-    </w:p>
-    <w:p>
-      <w:pPr>
-        <w:pStyle w:val="892"/>
-        <w:pBdr/>
-        <w:spacing/>
-        <w:ind/>
-        <w:rPr>
-          <w14:ligatures w14:val="none"/>
-        </w:rPr>
-      </w:pPr>
-      <w:r>
-        <w:t xml:space="preserve">}</w:t>
-      </w:r>
-      <w:r/>
-      <w:r/>
       <w:r>
         <w:rPr>
           <w14:ligatures w14:val="none"/>
@@ -525,8 +40,501 @@
     </w:p>
     <w:p>
       <w:pPr>
-        <w:pBdr/>
-        <w:shd w:val="nil"/>
+        <w:pStyle w:val="892"/>
+        <w:pBdr/>
+        <w:spacing/>
+        <w:ind/>
+        <w:rPr/>
+      </w:pPr>
+      <w:r>
+        <w:t xml:space="preserve">public class Animal</w:t>
+      </w:r>
+      <w:r/>
+    </w:p>
+    <w:p>
+      <w:pPr>
+        <w:pStyle w:val="892"/>
+        <w:pBdr/>
+        <w:spacing/>
+        <w:ind/>
+        <w:rPr/>
+      </w:pPr>
+      <w:r>
+        <w:t xml:space="preserve">{</w:t>
+      </w:r>
+      <w:r/>
+    </w:p>
+    <w:p>
+      <w:pPr>
+        <w:pStyle w:val="892"/>
+        <w:pBdr/>
+        <w:spacing/>
+        <w:ind/>
+        <w:rPr/>
+      </w:pPr>
+      <w:r>
+        <w:t xml:space="preserve">    public string Name { get; set; }</w:t>
+      </w:r>
+      <w:r/>
+    </w:p>
+    <w:p>
+      <w:pPr>
+        <w:pStyle w:val="892"/>
+        <w:pBdr/>
+        <w:spacing/>
+        <w:ind/>
+        <w:rPr/>
+      </w:pPr>
+      <w:r>
+        <w:t xml:space="preserve">    public double Weight { get; set; }</w:t>
+      </w:r>
+      <w:r/>
+    </w:p>
+    <w:p>
+      <w:pPr>
+        <w:pStyle w:val="892"/>
+        <w:pBdr/>
+        <w:spacing/>
+        <w:ind/>
+        <w:rPr/>
+      </w:pPr>
+      <w:r>
+        <w:t xml:space="preserve">    public int Age { get; set; }</w:t>
+      </w:r>
+      <w:r/>
+    </w:p>
+    <w:p>
+      <w:pPr>
+        <w:pStyle w:val="892"/>
+        <w:pBdr/>
+        <w:spacing/>
+        <w:ind/>
+        <w:rPr/>
+      </w:pPr>
+      <w:r/>
+      <w:r/>
+    </w:p>
+    <w:p>
+      <w:pPr>
+        <w:pStyle w:val="892"/>
+        <w:pBdr/>
+        <w:spacing/>
+        <w:ind/>
+        <w:rPr/>
+      </w:pPr>
+      <w:r>
+        <w:t xml:space="preserve">    public int GetHumanAge()</w:t>
+      </w:r>
+      <w:r/>
+    </w:p>
+    <w:p>
+      <w:pPr>
+        <w:pStyle w:val="892"/>
+        <w:pBdr/>
+        <w:spacing/>
+        <w:ind/>
+        <w:rPr/>
+      </w:pPr>
+      <w:r>
+        <w:t xml:space="preserve">    {</w:t>
+      </w:r>
+      <w:r/>
+    </w:p>
+    <w:p>
+      <w:pPr>
+        <w:pStyle w:val="892"/>
+        <w:pBdr/>
+        <w:spacing/>
+        <w:ind/>
+        <w:rPr/>
+      </w:pPr>
+      <w:r>
+        <w:t xml:space="preserve">        return Age * 7;</w:t>
+      </w:r>
+      <w:r/>
+    </w:p>
+    <w:p>
+      <w:pPr>
+        <w:pStyle w:val="892"/>
+        <w:pBdr/>
+        <w:spacing/>
+        <w:ind/>
+        <w:rPr/>
+      </w:pPr>
+      <w:r>
+        <w:t xml:space="preserve">    }</w:t>
+      </w:r>
+      <w:r/>
+    </w:p>
+    <w:p>
+      <w:pPr>
+        <w:pStyle w:val="892"/>
+        <w:pBdr/>
+        <w:spacing/>
+        <w:ind/>
+        <w:rPr/>
+      </w:pPr>
+      <w:r>
+        <w:t xml:space="preserve">}</w:t>
+      </w:r>
+      <w:r/>
+    </w:p>
+    <w:p>
+      <w:pPr>
+        <w:pStyle w:val="892"/>
+        <w:pBdr/>
+        <w:spacing/>
+        <w:ind/>
+        <w:rPr/>
+      </w:pPr>
+      <w:r/>
+      <w:r/>
+    </w:p>
+    <w:p>
+      <w:pPr>
+        <w:pStyle w:val="892"/>
+        <w:pBdr/>
+        <w:spacing/>
+        <w:ind/>
+        <w:rPr/>
+      </w:pPr>
+      <w:r>
+        <w:t xml:space="preserve">public class Program</w:t>
+      </w:r>
+      <w:r/>
+    </w:p>
+    <w:p>
+      <w:pPr>
+        <w:pStyle w:val="892"/>
+        <w:pBdr/>
+        <w:spacing/>
+        <w:ind/>
+        <w:rPr/>
+      </w:pPr>
+      <w:r>
+        <w:t xml:space="preserve">{</w:t>
+      </w:r>
+      <w:r/>
+    </w:p>
+    <w:p>
+      <w:pPr>
+        <w:pStyle w:val="892"/>
+        <w:pBdr/>
+        <w:spacing/>
+        <w:ind/>
+        <w:rPr/>
+      </w:pPr>
+      <w:r>
+        <w:t xml:space="preserve">    static void Main(string[] args)</w:t>
+      </w:r>
+      <w:r/>
+    </w:p>
+    <w:p>
+      <w:pPr>
+        <w:pStyle w:val="892"/>
+        <w:pBdr/>
+        <w:spacing/>
+        <w:ind/>
+        <w:rPr/>
+      </w:pPr>
+      <w:r>
+        <w:t xml:space="preserve">    {</w:t>
+      </w:r>
+      <w:r/>
+    </w:p>
+    <w:p>
+      <w:pPr>
+        <w:pStyle w:val="892"/>
+        <w:pBdr/>
+        <w:spacing/>
+        <w:ind/>
+        <w:rPr/>
+      </w:pPr>
+      <w:r>
+        <w:t xml:space="preserve">        Console.Write("Enter animal name: ");</w:t>
+      </w:r>
+      <w:r/>
+    </w:p>
+    <w:p>
+      <w:pPr>
+        <w:pStyle w:val="892"/>
+        <w:pBdr/>
+        <w:spacing/>
+        <w:ind/>
+        <w:rPr/>
+      </w:pPr>
+      <w:r>
+        <w:t xml:space="preserve">        string name = Console.ReadLine()!;</w:t>
+      </w:r>
+      <w:r/>
+    </w:p>
+    <w:p>
+      <w:pPr>
+        <w:pStyle w:val="892"/>
+        <w:pBdr/>
+        <w:spacing/>
+        <w:ind/>
+        <w:rPr/>
+      </w:pPr>
+      <w:r/>
+      <w:r/>
+    </w:p>
+    <w:p>
+      <w:pPr>
+        <w:pStyle w:val="892"/>
+        <w:pBdr/>
+        <w:spacing/>
+        <w:ind/>
+        <w:rPr/>
+      </w:pPr>
+      <w:r>
+        <w:t xml:space="preserve">        Console.Write("Enter weight: ");</w:t>
+      </w:r>
+      <w:r/>
+    </w:p>
+    <w:p>
+      <w:pPr>
+        <w:pStyle w:val="892"/>
+        <w:pBdr/>
+        <w:spacing/>
+        <w:ind/>
+        <w:rPr/>
+      </w:pPr>
+      <w:r>
+        <w:t xml:space="preserve">        double weight = Convert.ToDouble(Console.ReadLine());</w:t>
+      </w:r>
+      <w:r/>
+    </w:p>
+    <w:p>
+      <w:pPr>
+        <w:pStyle w:val="892"/>
+        <w:pBdr/>
+        <w:spacing/>
+        <w:ind/>
+        <w:rPr/>
+      </w:pPr>
+      <w:r/>
+      <w:r/>
+    </w:p>
+    <w:p>
+      <w:pPr>
+        <w:pStyle w:val="892"/>
+        <w:pBdr/>
+        <w:spacing/>
+        <w:ind/>
+        <w:rPr/>
+      </w:pPr>
+      <w:r>
+        <w:t xml:space="preserve">        Console.Write("Enter age: ");</w:t>
+      </w:r>
+      <w:r/>
+    </w:p>
+    <w:p>
+      <w:pPr>
+        <w:pStyle w:val="892"/>
+        <w:pBdr/>
+        <w:spacing/>
+        <w:ind/>
+        <w:rPr/>
+      </w:pPr>
+      <w:r>
+        <w:t xml:space="preserve">        int age = Convert.ToInt32(Console.ReadLine());</w:t>
+      </w:r>
+      <w:r/>
+    </w:p>
+    <w:p>
+      <w:pPr>
+        <w:pStyle w:val="892"/>
+        <w:pBdr/>
+        <w:spacing/>
+        <w:ind/>
+        <w:rPr/>
+      </w:pPr>
+      <w:r/>
+      <w:r/>
+    </w:p>
+    <w:p>
+      <w:pPr>
+        <w:pStyle w:val="892"/>
+        <w:pBdr/>
+        <w:spacing/>
+        <w:ind/>
+        <w:rPr/>
+      </w:pPr>
+      <w:r>
+        <w:t xml:space="preserve">        Animal animal = new Animal()</w:t>
+      </w:r>
+      <w:r/>
+    </w:p>
+    <w:p>
+      <w:pPr>
+        <w:pStyle w:val="892"/>
+        <w:pBdr/>
+        <w:spacing/>
+        <w:ind/>
+        <w:rPr/>
+      </w:pPr>
+      <w:r>
+        <w:t xml:space="preserve">        {</w:t>
+      </w:r>
+      <w:r/>
+    </w:p>
+    <w:p>
+      <w:pPr>
+        <w:pStyle w:val="892"/>
+        <w:pBdr/>
+        <w:spacing/>
+        <w:ind/>
+        <w:rPr/>
+      </w:pPr>
+      <w:r>
+        <w:t xml:space="preserve">            Name = name,</w:t>
+      </w:r>
+      <w:r/>
+    </w:p>
+    <w:p>
+      <w:pPr>
+        <w:pStyle w:val="892"/>
+        <w:pBdr/>
+        <w:spacing/>
+        <w:ind/>
+        <w:rPr/>
+      </w:pPr>
+      <w:r>
+        <w:t xml:space="preserve">            Weight = weight,</w:t>
+      </w:r>
+      <w:r/>
+    </w:p>
+    <w:p>
+      <w:pPr>
+        <w:pStyle w:val="892"/>
+        <w:pBdr/>
+        <w:spacing/>
+        <w:ind/>
+        <w:rPr/>
+      </w:pPr>
+      <w:r>
+        <w:t xml:space="preserve">            Age = age</w:t>
+      </w:r>
+      <w:r/>
+    </w:p>
+    <w:p>
+      <w:pPr>
+        <w:pStyle w:val="892"/>
+        <w:pBdr/>
+        <w:spacing/>
+        <w:ind/>
+        <w:rPr/>
+      </w:pPr>
+      <w:r>
+        <w:t xml:space="preserve">        };</w:t>
+      </w:r>
+      <w:r/>
+    </w:p>
+    <w:p>
+      <w:pPr>
+        <w:pStyle w:val="892"/>
+        <w:pBdr/>
+        <w:spacing/>
+        <w:ind/>
+        <w:rPr/>
+      </w:pPr>
+      <w:r/>
+      <w:r/>
+    </w:p>
+    <w:p>
+      <w:pPr>
+        <w:pStyle w:val="892"/>
+        <w:pBdr/>
+        <w:spacing/>
+        <w:ind/>
+        <w:rPr/>
+      </w:pPr>
+      <w:r>
+        <w:t xml:space="preserve">        Console.WriteLine("Animal: {0}", animal.Name);</w:t>
+      </w:r>
+      <w:r/>
+    </w:p>
+    <w:p>
+      <w:pPr>
+        <w:pStyle w:val="892"/>
+        <w:pBdr/>
+        <w:spacing/>
+        <w:ind/>
+        <w:rPr/>
+      </w:pPr>
+      <w:r>
+        <w:t xml:space="preserve">        Console.WriteLine("Weight: {0}", animal.Weight);</w:t>
+      </w:r>
+      <w:r/>
+    </w:p>
+    <w:p>
+      <w:pPr>
+        <w:pStyle w:val="892"/>
+        <w:pBdr/>
+        <w:spacing/>
+        <w:ind/>
+        <w:rPr/>
+      </w:pPr>
+      <w:r>
+        <w:t xml:space="preserve">        Console.WriteLine("Age: {0}", animal.Age);</w:t>
+      </w:r>
+      <w:r/>
+    </w:p>
+    <w:p>
+      <w:pPr>
+        <w:pStyle w:val="892"/>
+        <w:pBdr/>
+        <w:spacing/>
+        <w:ind/>
+        <w:rPr/>
+      </w:pPr>
+      <w:r>
+        <w:t xml:space="preserve">        Console.WriteLine("Human Age: {0}", animal.GetHumanAge());</w:t>
+      </w:r>
+      <w:r/>
+    </w:p>
+    <w:p>
+      <w:pPr>
+        <w:pStyle w:val="892"/>
+        <w:pBdr/>
+        <w:spacing/>
+        <w:ind/>
+        <w:rPr/>
+      </w:pPr>
+      <w:r>
+        <w:t xml:space="preserve">    }</w:t>
+      </w:r>
+      <w:r/>
+    </w:p>
+    <w:p>
+      <w:pPr>
+        <w:pStyle w:val="892"/>
+        <w:pBdr/>
+        <w:spacing/>
+        <w:ind/>
+        <w:rPr>
+          <w14:ligatures w14:val="none"/>
+        </w:rPr>
+      </w:pPr>
+      <w:r>
+        <w:t xml:space="preserve">}</w:t>
+      </w:r>
+      <w:r>
+        <w:rPr>
+          <w14:ligatures w14:val="none"/>
+        </w:rPr>
+      </w:r>
+      <w:r>
+        <w:rPr>
+          <w14:ligatures w14:val="none"/>
+        </w:rPr>
+      </w:r>
+    </w:p>
+    <w:p>
+      <w:pPr>
+        <w:pBdr/>
+        <w:shd w:val="nil" w:color="auto"/>
         <w:spacing/>
         <w:ind/>
         <w:rPr/>
@@ -546,13 +554,7 @@
           <w14:ligatures w14:val="none"/>
         </w:rPr>
       </w:r>
-      <w:r>
-        <w:rPr>
-          <w:highlight w:val="none"/>
-          <w:lang w:val="ru-RU"/>
-          <w14:ligatures w14:val="none"/>
-        </w:rPr>
-      </w:r>
+      <w:r/>
     </w:p>
     <w:p>
       <w:pPr>
@@ -578,7 +580,13 @@
         </w:rPr>
         <w:t xml:space="preserve">2 задание</w:t>
       </w:r>
-      <w:r/>
+      <w:r>
+        <w:rPr>
+          <w:highlight w:val="none"/>
+          <w:lang w:val="ru-RU"/>
+          <w14:ligatures w14:val="none"/>
+        </w:rPr>
+      </w:r>
     </w:p>
     <w:p>
       <w:pPr>
@@ -862,8 +870,11 @@
       <w:r>
         <w:t xml:space="preserve">}</w:t>
       </w:r>
-      <w:r/>
-      <w:r/>
+      <w:r>
+        <w:rPr>
+          <w14:ligatures w14:val="none"/>
+        </w:rPr>
+      </w:r>
       <w:r>
         <w:rPr>
           <w14:ligatures w14:val="none"/>
@@ -924,30 +935,105 @@
           <w:lang w:val="ru-RU"/>
         </w:rPr>
       </w:r>
-    </w:p>
-    <w:p>
-      <w:pPr>
-        <w:pBdr/>
-        <w:shd w:val="nil" w:color="auto"/>
-        <w:spacing/>
-        <w:ind/>
+      <w:r>
         <w:rPr>
           <w:highlight w:val="none"/>
           <w:lang w:val="ru-RU"/>
           <w14:ligatures w14:val="none"/>
         </w:rPr>
+      </w:r>
+    </w:p>
+    <w:p>
+      <w:pPr>
+        <w:pBdr/>
+        <w:shd w:val="nil" w:color="auto"/>
+        <w:spacing/>
+        <w:ind/>
+        <w:rPr>
+          <w:highlight w:val="none"/>
+          <w:lang w:val="ru-RU"/>
+          <w14:ligatures w14:val="none"/>
+        </w:rPr>
       </w:pPr>
       <w:r>
         <w:rPr>
           <w:highlight w:val="none"/>
           <w:lang w:val="en-US"/>
         </w:rPr>
-        <w:t xml:space="preserve">UML</w:t>
+      </w:r>
+      <w:r>
+        <mc:AlternateContent>
+          <mc:Choice Requires="wpg">
+            <w:drawing>
+              <wp:inline xmlns:wp="http://schemas.openxmlformats.org/drawingml/2006/wordprocessingDrawing" distT="0" distB="0" distL="0" distR="0">
+                <wp:extent cx="5943600" cy="4170541"/>
+                <wp:effectExtent l="0" t="0" r="0" b="0"/>
+                <wp:docPr id="1" name=""/>
+                <wp:cNvGraphicFramePr>
+                  <a:graphicFrameLocks xmlns:a="http://schemas.openxmlformats.org/drawingml/2006/main" noChangeAspect="1"/>
+                </wp:cNvGraphicFramePr>
+                <a:graphic xmlns:a="http://schemas.openxmlformats.org/drawingml/2006/main">
+                  <a:graphicData uri="http://schemas.openxmlformats.org/drawingml/2006/picture">
+                    <pic:pic xmlns:pic="http://schemas.openxmlformats.org/drawingml/2006/picture">
+                      <pic:nvPicPr>
+                        <pic:cNvPr id="1856111828" name=""/>
+                        <pic:cNvPicPr>
+                          <a:picLocks noChangeAspect="1"/>
+                        </pic:cNvPicPr>
+                        <pic:nvPr/>
+                      </pic:nvPicPr>
+                      <pic:blipFill rotWithShape="1">
+                        <a:blip r:embed="rId8"/>
+                        <a:stretch/>
+                      </pic:blipFill>
+                      <pic:spPr bwMode="auto">
+                        <a:xfrm>
+                          <a:off x="0" y="0"/>
+                          <a:ext cx="5943599" cy="4170541"/>
+                        </a:xfrm>
+                        <a:prstGeom prst="rect">
+                          <a:avLst/>
+                        </a:prstGeom>
+                      </pic:spPr>
+                    </pic:pic>
+                  </a:graphicData>
+                </a:graphic>
+              </wp:inline>
+            </w:drawing>
+          </mc:Choice>
+          <mc:Fallback>
+            <w:pict>
+              <v:shapetype id="_x0000_t75" coordsize="21600,21600" o:spt="75" o:preferrelative="t" path="m@4@5l@4@11@9@11@9@5xe" filled="f" stroked="f">
+                <v:stroke joinstyle="miter"/>
+                <v:formulas>
+                  <v:f eqn="if lineDrawn pixelLineWidth 0"/>
+                  <v:f eqn="sum @0 1 0"/>
+                  <v:f eqn="sum 0 0 @1"/>
+                  <v:f eqn="prod @2 1 2"/>
+                  <v:f eqn="prod @3 21600 pixelWidth"/>
+                  <v:f eqn="prod @3 21600 pixelHeight"/>
+                  <v:f eqn="sum @0 0 1"/>
+                  <v:f eqn="prod @6 1 2"/>
+                  <v:f eqn="prod @7 21600 pixelWidth"/>
+                  <v:f eqn="sum @8 21600 0"/>
+                  <v:f eqn="prod @7 21600 pixelHeight"/>
+                  <v:f eqn="sum @10 21600 0"/>
+                </v:formulas>
+                <v:path o:extrusionok="f" gradientshapeok="t" o:connecttype="rect"/>
+                <o:lock v:ext="edit" aspectratio="t"/>
+              </v:shapetype>
+              <v:shape id="_x0000_i0" o:spid="_x0000_s0" type="#_x0000_t75" style="width:468.00pt;height:328.39pt;mso-wrap-distance-left:0.00pt;mso-wrap-distance-top:0.00pt;mso-wrap-distance-right:0.00pt;mso-wrap-distance-bottom:0.00pt;z-index:1;" stroked="false">
+                <v:imagedata r:id="rId8" o:title=""/>
+                <o:lock v:ext="edit" rotation="t"/>
+              </v:shape>
+            </w:pict>
+          </mc:Fallback>
+        </mc:AlternateContent>
       </w:r>
       <w:r>
         <w:rPr>
           <w:highlight w:val="none"/>
-          <w:lang w:val="ru-RU"/>
+          <w:lang w:val="en-US"/>
         </w:rPr>
       </w:r>
       <w:r>
@@ -1031,6 +1117,7 @@
           <w:lang w:val="ru-RU" w:bidi="ru-RU"/>
         </w:rPr>
       </w:r>
+      <w:r/>
     </w:p>
     <w:p>
       <w:pPr>
@@ -1064,6 +1151,7 @@
           <w:lang w:val="ru-RU" w:bidi="ru-RU"/>
         </w:rPr>
       </w:r>
+      <w:r/>
     </w:p>
     <w:p>
       <w:pPr>
@@ -1097,6 +1185,7 @@
           <w:lang w:val="ru-RU" w:bidi="ru-RU"/>
         </w:rPr>
       </w:r>
+      <w:r/>
     </w:p>
     <w:p>
       <w:pPr>
@@ -1130,6 +1219,7 @@
           <w:lang w:val="ru-RU" w:bidi="ru-RU"/>
         </w:rPr>
       </w:r>
+      <w:r/>
     </w:p>
     <w:p>
       <w:pPr>
@@ -1163,6 +1253,7 @@
           <w:lang w:val="ru-RU" w:bidi="ru-RU"/>
         </w:rPr>
       </w:r>
+      <w:r/>
     </w:p>
     <w:p>
       <w:pPr>
@@ -1196,6 +1287,7 @@
           <w:lang w:val="ru-RU" w:bidi="ru-RU"/>
         </w:rPr>
       </w:r>
+      <w:r/>
     </w:p>
     <w:p>
       <w:pPr>
@@ -1229,6 +1321,7 @@
           <w:lang w:val="ru-RU" w:bidi="ru-RU"/>
         </w:rPr>
       </w:r>
+      <w:r/>
     </w:p>
     <w:p>
       <w:pPr>
@@ -1262,6 +1355,7 @@
           <w:lang w:val="ru-RU" w:bidi="ru-RU"/>
         </w:rPr>
       </w:r>
+      <w:r/>
     </w:p>
     <w:p>
       <w:pPr>
@@ -1295,6 +1389,7 @@
           <w:lang w:val="ru-RU" w:bidi="ru-RU"/>
         </w:rPr>
       </w:r>
+      <w:r/>
     </w:p>
     <w:p>
       <w:pPr>
@@ -1328,6 +1423,7 @@
           <w:lang w:val="ru-RU" w:bidi="ru-RU"/>
         </w:rPr>
       </w:r>
+      <w:r/>
     </w:p>
     <w:p>
       <w:pPr>
@@ -1361,6 +1457,7 @@
           <w:lang w:val="ru-RU" w:bidi="ru-RU"/>
         </w:rPr>
       </w:r>
+      <w:r/>
     </w:p>
     <w:p>
       <w:pPr>
@@ -1393,6 +1490,7 @@
           <w:lang w:val="ru-RU" w:bidi="ru-RU"/>
         </w:rPr>
       </w:r>
+      <w:r/>
     </w:p>
     <w:p>
       <w:pPr>
@@ -1426,6 +1524,7 @@
           <w:lang w:val="ru-RU" w:bidi="ru-RU"/>
         </w:rPr>
       </w:r>
+      <w:r/>
     </w:p>
     <w:p>
       <w:pPr>
@@ -1459,6 +1558,7 @@
           <w:lang w:val="ru-RU" w:bidi="ru-RU"/>
         </w:rPr>
       </w:r>
+      <w:r/>
     </w:p>
     <w:p>
       <w:pPr>
@@ -1492,6 +1592,7 @@
           <w:lang w:val="ru-RU" w:bidi="ru-RU"/>
         </w:rPr>
       </w:r>
+      <w:r/>
     </w:p>
     <w:p>
       <w:pPr>
@@ -1525,6 +1626,7 @@
           <w:lang w:val="ru-RU" w:bidi="ru-RU"/>
         </w:rPr>
       </w:r>
+      <w:r/>
     </w:p>
     <w:p>
       <w:pPr>
@@ -1557,6 +1659,7 @@
           <w:lang w:val="ru-RU" w:bidi="ru-RU"/>
         </w:rPr>
       </w:r>
+      <w:r/>
     </w:p>
     <w:p>
       <w:pPr>
@@ -1590,6 +1693,7 @@
           <w:lang w:val="ru-RU" w:bidi="ru-RU"/>
         </w:rPr>
       </w:r>
+      <w:r/>
     </w:p>
     <w:p>
       <w:pPr>
@@ -1623,6 +1727,7 @@
           <w:lang w:val="ru-RU" w:bidi="ru-RU"/>
         </w:rPr>
       </w:r>
+      <w:r/>
     </w:p>
     <w:p>
       <w:pPr>
@@ -1656,6 +1761,7 @@
           <w:lang w:val="ru-RU" w:bidi="ru-RU"/>
         </w:rPr>
       </w:r>
+      <w:r/>
     </w:p>
     <w:p>
       <w:pPr>
@@ -1689,6 +1795,7 @@
           <w:lang w:val="ru-RU" w:bidi="ru-RU"/>
         </w:rPr>
       </w:r>
+      <w:r/>
     </w:p>
     <w:p>
       <w:pPr>
@@ -1722,6 +1829,7 @@
           <w:lang w:val="ru-RU" w:bidi="ru-RU"/>
         </w:rPr>
       </w:r>
+      <w:r/>
     </w:p>
     <w:p>
       <w:pPr>
@@ -1755,6 +1863,7 @@
           <w:lang w:val="ru-RU" w:bidi="ru-RU"/>
         </w:rPr>
       </w:r>
+      <w:r/>
     </w:p>
     <w:p>
       <w:pPr>
@@ -1788,6 +1897,7 @@
           <w:lang w:val="ru-RU" w:bidi="ru-RU"/>
         </w:rPr>
       </w:r>
+      <w:r/>
     </w:p>
     <w:p>
       <w:pPr>
@@ -1821,6 +1931,7 @@
           <w:lang w:val="ru-RU" w:bidi="ru-RU"/>
         </w:rPr>
       </w:r>
+      <w:r/>
     </w:p>
     <w:p>
       <w:pPr>
@@ -1853,6 +1964,7 @@
           <w:lang w:val="ru-RU" w:bidi="ru-RU"/>
         </w:rPr>
       </w:r>
+      <w:r/>
     </w:p>
     <w:p>
       <w:pPr>
@@ -1886,6 +1998,7 @@
           <w:lang w:val="ru-RU" w:bidi="ru-RU"/>
         </w:rPr>
       </w:r>
+      <w:r/>
     </w:p>
     <w:p>
       <w:pPr>
@@ -1919,6 +2032,7 @@
           <w:lang w:val="ru-RU" w:bidi="ru-RU"/>
         </w:rPr>
       </w:r>
+      <w:r/>
     </w:p>
     <w:p>
       <w:pPr>
@@ -1952,6 +2066,7 @@
           <w:lang w:val="ru-RU" w:bidi="ru-RU"/>
         </w:rPr>
       </w:r>
+      <w:r/>
     </w:p>
     <w:p>
       <w:pPr>
@@ -1985,6 +2100,7 @@
           <w:lang w:val="ru-RU" w:bidi="ru-RU"/>
         </w:rPr>
       </w:r>
+      <w:r/>
     </w:p>
     <w:p>
       <w:pPr>
@@ -2018,6 +2134,7 @@
           <w:lang w:val="ru-RU" w:bidi="ru-RU"/>
         </w:rPr>
       </w:r>
+      <w:r/>
     </w:p>
     <w:p>
       <w:pPr>
@@ -2051,6 +2168,7 @@
           <w:lang w:val="ru-RU" w:bidi="ru-RU"/>
         </w:rPr>
       </w:r>
+      <w:r/>
     </w:p>
     <w:p>
       <w:pPr>
@@ -2079,24 +2197,9 @@
       </w:r>
       <w:r>
         <w:rPr>
-          <w:rFonts w:ascii="0xProto Nerd Font" w:hAnsi="0xProto Nerd Font" w:eastAsia="0xProto Nerd Font" w:cs="0xProto Nerd Font"/>
-          <w:b/>
-          <w:bCs/>
+          <w:rFonts w:ascii="0xProto Nerd Font" w:hAnsi="0xProto Nerd Font" w:cs="0xProto Nerd Font"/>
           <w:sz w:val="22"/>
           <w:szCs w:val="22"/>
-          <w:highlight w:val="none"/>
-          <w:lang w:val="ru-RU" w:bidi="ru-RU"/>
-        </w:rPr>
-      </w:r>
-      <w:r>
-        <w:rPr>
-          <w:rFonts w:ascii="0xProto Nerd Font" w:hAnsi="0xProto Nerd Font" w:eastAsia="0xProto Nerd Font" w:cs="0xProto Nerd Font"/>
-          <w:b/>
-          <w:bCs/>
-          <w:sz w:val="22"/>
-          <w:szCs w:val="22"/>
-          <w:highlight w:val="none"/>
-          <w:lang w:val="ru-RU" w:bidi="ru-RU"/>
         </w:rPr>
       </w:r>
       <w:r>
@@ -2220,14 +2323,84 @@
           <w:lang w:val="ru-RU" w:bidi="ru-RU"/>
         </w:rPr>
       </w:r>
-      <w:r/>
+      <w:r>
+        <mc:AlternateContent>
+          <mc:Choice Requires="wpg">
+            <w:drawing>
+              <wp:inline xmlns:wp="http://schemas.openxmlformats.org/drawingml/2006/wordprocessingDrawing" distT="0" distB="0" distL="0" distR="0">
+                <wp:extent cx="5943600" cy="2804576"/>
+                <wp:effectExtent l="0" t="0" r="0" b="0"/>
+                <wp:docPr id="2" name=""/>
+                <wp:cNvGraphicFramePr>
+                  <a:graphicFrameLocks xmlns:a="http://schemas.openxmlformats.org/drawingml/2006/main" noChangeAspect="1"/>
+                </wp:cNvGraphicFramePr>
+                <a:graphic xmlns:a="http://schemas.openxmlformats.org/drawingml/2006/main">
+                  <a:graphicData uri="http://schemas.openxmlformats.org/drawingml/2006/picture">
+                    <pic:pic xmlns:pic="http://schemas.openxmlformats.org/drawingml/2006/picture">
+                      <pic:nvPicPr>
+                        <pic:cNvPr id="1746556869" name=""/>
+                        <pic:cNvPicPr>
+                          <a:picLocks noChangeAspect="1"/>
+                        </pic:cNvPicPr>
+                        <pic:nvPr/>
+                      </pic:nvPicPr>
+                      <pic:blipFill rotWithShape="1">
+                        <a:blip r:embed="rId9"/>
+                        <a:stretch/>
+                      </pic:blipFill>
+                      <pic:spPr bwMode="auto">
+                        <a:xfrm>
+                          <a:off x="0" y="0"/>
+                          <a:ext cx="5943599" cy="2804576"/>
+                        </a:xfrm>
+                        <a:prstGeom prst="rect">
+                          <a:avLst/>
+                        </a:prstGeom>
+                      </pic:spPr>
+                    </pic:pic>
+                  </a:graphicData>
+                </a:graphic>
+              </wp:inline>
+            </w:drawing>
+          </mc:Choice>
+          <mc:Fallback>
+            <w:pict>
+              <v:shapetype id="_x0000_t75" coordsize="21600,21600" o:spt="75" o:preferrelative="t" path="m@4@5l@4@11@9@11@9@5xe" filled="f" stroked="f">
+                <v:stroke joinstyle="miter"/>
+                <v:formulas>
+                  <v:f eqn="if lineDrawn pixelLineWidth 0"/>
+                  <v:f eqn="sum @0 1 0"/>
+                  <v:f eqn="sum 0 0 @1"/>
+                  <v:f eqn="prod @2 1 2"/>
+                  <v:f eqn="prod @3 21600 pixelWidth"/>
+                  <v:f eqn="prod @3 21600 pixelHeight"/>
+                  <v:f eqn="sum @0 0 1"/>
+                  <v:f eqn="prod @6 1 2"/>
+                  <v:f eqn="prod @7 21600 pixelWidth"/>
+                  <v:f eqn="sum @8 21600 0"/>
+                  <v:f eqn="prod @7 21600 pixelHeight"/>
+                  <v:f eqn="sum @10 21600 0"/>
+                </v:formulas>
+                <v:path o:extrusionok="f" gradientshapeok="t" o:connecttype="rect"/>
+                <o:lock v:ext="edit" aspectratio="t"/>
+              </v:shapetype>
+              <v:shape id="_x0000_i1" o:spid="_x0000_s1" type="#_x0000_t75" style="width:468.00pt;height:220.83pt;mso-wrap-distance-left:0.00pt;mso-wrap-distance-top:0.00pt;mso-wrap-distance-right:0.00pt;mso-wrap-distance-bottom:0.00pt;z-index:1;" stroked="false">
+                <v:imagedata r:id="rId9" o:title=""/>
+                <o:lock v:ext="edit" rotation="t"/>
+              </v:shape>
+            </w:pict>
+          </mc:Fallback>
+        </mc:AlternateContent>
+      </w:r>
       <w:r>
         <w:rPr>
+          <w:b/>
+          <w:bCs/>
           <w:sz w:val="22"/>
           <w:szCs w:val="22"/>
-          <w:lang w:val="en-US"/>
+          <w:highlight w:val="none"/>
+          <w:lang w:val="ru-RU" w:bidi="ru-RU"/>
         </w:rPr>
-        <w:t xml:space="preserve">UML</w:t>
       </w:r>
       <w:r>
         <w:rPr>
@@ -2251,17 +2424,6 @@
           <w:lang w:val="ru-RU" w:bidi="ru-RU"/>
         </w:rPr>
       </w:pPr>
-      <w:r>
-        <w:rPr>
-          <w:b/>
-          <w:bCs/>
-          <w:sz w:val="22"/>
-          <w:szCs w:val="22"/>
-          <w:highlight w:val="none"/>
-          <w:lang w:val="ru-RU" w:bidi="ru-RU"/>
-        </w:rPr>
-        <w:br w:type="page" w:clear="all"/>
-      </w:r>
       <w:r>
         <w:rPr>
           <w:b/>
@@ -2939,7 +3101,7 @@
     <w:p>
       <w:pPr>
         <w:pBdr/>
-        <w:shd w:val="nil"/>
+        <w:shd w:val="nil" w:color="auto"/>
         <w:spacing/>
         <w:ind/>
         <w:rPr/>
@@ -2947,7 +3109,6 @@
       <w:r>
         <w:br w:type="page" w:clear="all"/>
       </w:r>
-      <w:r/>
       <w:r/>
     </w:p>
     <w:p>
@@ -3253,9 +3414,11 @@
           <w14:ligatures w14:val="none"/>
         </w:rPr>
       </w:pPr>
-      <w:r/>
-      <w:r/>
-      <w:r/>
+      <w:r>
+        <w:rPr>
+          <w14:ligatures w14:val="none"/>
+        </w:rPr>
+      </w:r>
       <w:r>
         <w:rPr>
           <w14:ligatures w14:val="none"/>
@@ -3274,6 +3437,11 @@
       </w:pPr>
       <w:r>
         <w:br w:type="page" w:clear="all"/>
+      </w:r>
+      <w:r>
+        <w:rPr>
+          <w14:ligatures w14:val="none"/>
+        </w:rPr>
       </w:r>
       <w:r>
         <w:rPr>
@@ -3330,6 +3498,17 @@
           <w:highlight w:val="none"/>
         </w:rPr>
       </w:r>
+      <w:r>
+        <w:rPr>
+          <w:rFonts w:ascii="Times New Roman" w:hAnsi="Times New Roman" w:cs="Times New Roman"/>
+          <w:b/>
+          <w:bCs/>
+          <w:sz w:val="28"/>
+          <w:szCs w:val="28"/>
+          <w:highlight w:val="none"/>
+          <w:lang w:val="ru-RU"/>
+        </w:rPr>
+      </w:r>
     </w:p>
     <w:p>
       <w:pPr>
@@ -3355,17 +3534,89 @@
           <w:highlight w:val="none"/>
           <w:lang w:val="en-US"/>
         </w:rPr>
-        <w:t xml:space="preserve">UML</w:t>
       </w:r>
       <w:r>
         <w:rPr>
+          <w14:ligatures w14:val="standardContextual"/>
+        </w:rPr>
+        <mc:AlternateContent>
+          <mc:Choice Requires="wpg">
+            <w:drawing>
+              <wp:inline xmlns:wp="http://schemas.openxmlformats.org/drawingml/2006/wordprocessingDrawing" distT="0" distB="0" distL="0" distR="0">
+                <wp:extent cx="5933333" cy="2581000"/>
+                <wp:effectExtent l="0" t="0" r="0" b="0"/>
+                <wp:docPr id="3" name="Рисунок 1"/>
+                <wp:cNvGraphicFramePr>
+                  <a:graphicFrameLocks xmlns:a="http://schemas.openxmlformats.org/drawingml/2006/main" noChangeAspect="1"/>
+                </wp:cNvGraphicFramePr>
+                <a:graphic xmlns:a="http://schemas.openxmlformats.org/drawingml/2006/main">
+                  <a:graphicData uri="http://schemas.openxmlformats.org/drawingml/2006/picture">
+                    <pic:pic xmlns:pic="http://schemas.openxmlformats.org/drawingml/2006/picture">
+                      <pic:nvPicPr>
+                        <pic:cNvPr id="1945903738" name="Рисунок 1"/>
+                        <pic:cNvPicPr>
+                          <a:picLocks noChangeAspect="1"/>
+                        </pic:cNvPicPr>
+                        <pic:nvPr/>
+                      </pic:nvPicPr>
+                      <pic:blipFill rotWithShape="1">
+                        <a:blip r:embed="rId10"/>
+                        <a:stretch/>
+                      </pic:blipFill>
+                      <pic:spPr bwMode="auto">
+                        <a:xfrm rot="0" flipH="0" flipV="0">
+                          <a:off x="0" y="0"/>
+                          <a:ext cx="5933332" cy="2580999"/>
+                        </a:xfrm>
+                        <a:prstGeom prst="rect">
+                          <a:avLst/>
+                        </a:prstGeom>
+                      </pic:spPr>
+                    </pic:pic>
+                  </a:graphicData>
+                </a:graphic>
+              </wp:inline>
+            </w:drawing>
+          </mc:Choice>
+          <mc:Fallback>
+            <w:pict>
+              <v:shapetype id="_x0000_t75" coordsize="21600,21600" o:spt="75" o:preferrelative="t" path="m@4@5l@4@11@9@11@9@5xe" filled="f" stroked="f">
+                <v:stroke joinstyle="miter"/>
+                <v:formulas>
+                  <v:f eqn="if lineDrawn pixelLineWidth 0"/>
+                  <v:f eqn="sum @0 1 0"/>
+                  <v:f eqn="sum 0 0 @1"/>
+                  <v:f eqn="prod @2 1 2"/>
+                  <v:f eqn="prod @3 21600 pixelWidth"/>
+                  <v:f eqn="prod @3 21600 pixelHeight"/>
+                  <v:f eqn="sum @0 0 1"/>
+                  <v:f eqn="prod @6 1 2"/>
+                  <v:f eqn="prod @7 21600 pixelWidth"/>
+                  <v:f eqn="sum @8 21600 0"/>
+                  <v:f eqn="prod @7 21600 pixelHeight"/>
+                  <v:f eqn="sum @10 21600 0"/>
+                </v:formulas>
+                <v:path o:extrusionok="f" gradientshapeok="t" o:connecttype="rect"/>
+                <o:lock v:ext="edit" aspectratio="t"/>
+              </v:shapetype>
+              <v:shape id="_x0000_i2" o:spid="_x0000_s2" type="#_x0000_t75" style="width:467.19pt;height:203.23pt;mso-wrap-distance-left:0.00pt;mso-wrap-distance-top:0.00pt;mso-wrap-distance-right:0.00pt;mso-wrap-distance-bottom:0.00pt;rotation:0;z-index:1;" stroked="false">
+                <v:imagedata r:id="rId10" o:title=""/>
+                <o:lock v:ext="edit" rotation="t"/>
+              </v:shape>
+            </w:pict>
+          </mc:Fallback>
+        </mc:AlternateContent>
+      </w:r>
+      <w:r/>
+      <w:r>
+        <w:rPr>
           <w:rFonts w:ascii="Times New Roman" w:hAnsi="Times New Roman" w:cs="Times New Roman"/>
-          <w:b/>
-          <w:bCs/>
+          <w:b w:val="0"/>
+          <w:bCs w:val="0"/>
           <w:sz w:val="28"/>
           <w:szCs w:val="28"/>
           <w:highlight w:val="none"/>
-          <w:lang w:val="ru-RU"/>
+          <w:lang w:val="en-US"/>
         </w:rPr>
       </w:r>
       <w:r>
@@ -3459,9 +3710,85 @@
         <w:rPr>
           <w:lang w:val="en-US"/>
         </w:rPr>
-        <w:t xml:space="preserve">UML</w:t>
+      </w:r>
+      <w:r>
+        <w:rPr>
+          <w14:ligatures w14:val="standardContextual"/>
+        </w:rPr>
+        <mc:AlternateContent>
+          <mc:Choice Requires="wpg">
+            <w:drawing>
+              <wp:inline xmlns:wp="http://schemas.openxmlformats.org/drawingml/2006/wordprocessingDrawing" distT="0" distB="0" distL="0" distR="0">
+                <wp:extent cx="5911357" cy="4215054"/>
+                <wp:effectExtent l="0" t="0" r="0" b="0"/>
+                <wp:docPr id="4" name="Рисунок 1"/>
+                <wp:cNvGraphicFramePr>
+                  <a:graphicFrameLocks xmlns:a="http://schemas.openxmlformats.org/drawingml/2006/main" noChangeAspect="1"/>
+                </wp:cNvGraphicFramePr>
+                <a:graphic xmlns:a="http://schemas.openxmlformats.org/drawingml/2006/main">
+                  <a:graphicData uri="http://schemas.openxmlformats.org/drawingml/2006/picture">
+                    <pic:pic xmlns:pic="http://schemas.openxmlformats.org/drawingml/2006/picture">
+                      <pic:nvPicPr>
+                        <pic:cNvPr id="1337246542" name="Рисунок 1"/>
+                        <pic:cNvPicPr>
+                          <a:picLocks noChangeAspect="1"/>
+                        </pic:cNvPicPr>
+                        <pic:nvPr/>
+                      </pic:nvPicPr>
+                      <pic:blipFill rotWithShape="1">
+                        <a:blip r:embed="rId11"/>
+                        <a:stretch/>
+                      </pic:blipFill>
+                      <pic:spPr bwMode="auto">
+                        <a:xfrm rot="0" flipH="0" flipV="0">
+                          <a:off x="0" y="0"/>
+                          <a:ext cx="5911356" cy="4215054"/>
+                        </a:xfrm>
+                        <a:prstGeom prst="rect">
+                          <a:avLst/>
+                        </a:prstGeom>
+                      </pic:spPr>
+                    </pic:pic>
+                  </a:graphicData>
+                </a:graphic>
+              </wp:inline>
+            </w:drawing>
+          </mc:Choice>
+          <mc:Fallback>
+            <w:pict>
+              <v:shapetype id="_x0000_t75" coordsize="21600,21600" o:spt="75" o:preferrelative="t" path="m@4@5l@4@11@9@11@9@5xe" filled="f" stroked="f">
+                <v:stroke joinstyle="miter"/>
+                <v:formulas>
+                  <v:f eqn="if lineDrawn pixelLineWidth 0"/>
+                  <v:f eqn="sum @0 1 0"/>
+                  <v:f eqn="sum 0 0 @1"/>
+                  <v:f eqn="prod @2 1 2"/>
+                  <v:f eqn="prod @3 21600 pixelWidth"/>
+                  <v:f eqn="prod @3 21600 pixelHeight"/>
+                  <v:f eqn="sum @0 0 1"/>
+                  <v:f eqn="prod @6 1 2"/>
+                  <v:f eqn="prod @7 21600 pixelWidth"/>
+                  <v:f eqn="sum @8 21600 0"/>
+                  <v:f eqn="prod @7 21600 pixelHeight"/>
+                  <v:f eqn="sum @10 21600 0"/>
+                </v:formulas>
+                <v:path o:extrusionok="f" gradientshapeok="t" o:connecttype="rect"/>
+                <o:lock v:ext="edit" aspectratio="t"/>
+              </v:shapetype>
+              <v:shape id="_x0000_i3" o:spid="_x0000_s3" type="#_x0000_t75" style="width:465.46pt;height:331.89pt;mso-wrap-distance-left:0.00pt;mso-wrap-distance-top:0.00pt;mso-wrap-distance-right:0.00pt;mso-wrap-distance-bottom:0.00pt;rotation:0;z-index:1;" stroked="false">
+                <v:imagedata r:id="rId11" o:title=""/>
+                <o:lock v:ext="edit" rotation="t"/>
+              </v:shape>
+            </w:pict>
+          </mc:Fallback>
+        </mc:AlternateContent>
       </w:r>
       <w:r/>
+      <w:r>
+        <w:rPr>
+          <w:lang w:val="en-US"/>
+        </w:rPr>
+      </w:r>
       <w:r/>
     </w:p>
     <w:p>
@@ -3478,7 +3805,6 @@
           <w:highlight w:val="none"/>
         </w:rPr>
       </w:r>
-      <w:r/>
       <w:r>
         <w:rPr>
           <w14:ligatures w14:val="none"/>
